--- a/fåglar/A 16004-2025 prioriterade fågelarter.docx
+++ b/fåglar/A 16004-2025 prioriterade fågelarter.docx
@@ -519,7 +519,7 @@
     <w:p/>
     <w:p>
       <w:r>
-        <w:t>2025-04-09</w:t>
+        <w:t>2025-04-10</w:t>
       </w:r>
       <w:r>
         <w:t xml:space="preserve"> </w:t>

--- a/fåglar/A 16004-2025 prioriterade fågelarter.docx
+++ b/fåglar/A 16004-2025 prioriterade fågelarter.docx
@@ -82,7 +82,7 @@
         <w:t xml:space="preserve"> av </w:t>
       </w:r>
       <w:r>
-        <w:t>spillkråka och talltita</w:t>
+        <w:t>spillkråka, talltita och tjäder</w:t>
       </w:r>
       <w:r>
         <w:t xml:space="preserve">. </w:t>
@@ -217,7 +217,7 @@
           <w:rFonts w:asciiTheme="minorHAnsi" w:hAnsiTheme="minorHAnsi" w:cstheme="minorBidi"/>
           <w:lang w:eastAsia="en-US"/>
         </w:rPr>
-        <w:t>spillkråka och talltita</w:t>
+        <w:t>spillkråka, talltita och tjäder</w:t>
       </w:r>
       <w:r>
         <w:rPr>
@@ -519,7 +519,7 @@
     <w:p/>
     <w:p>
       <w:r>
-        <w:t>2025-04-10</w:t>
+        <w:t>2025-04-11</w:t>
       </w:r>
       <w:r>
         <w:t xml:space="preserve"> </w:t>

--- a/fåglar/A 16004-2025 prioriterade fågelarter.docx
+++ b/fåglar/A 16004-2025 prioriterade fågelarter.docx
@@ -82,7 +82,7 @@
         <w:t xml:space="preserve"> av </w:t>
       </w:r>
       <w:r>
-        <w:t>spillkråka, talltita och tjäder</w:t>
+        <w:t>kungsfågel, spillkråka, talltita och tjäder</w:t>
       </w:r>
       <w:r>
         <w:t xml:space="preserve">. </w:t>
@@ -217,7 +217,7 @@
           <w:rFonts w:asciiTheme="minorHAnsi" w:hAnsiTheme="minorHAnsi" w:cstheme="minorBidi"/>
           <w:lang w:eastAsia="en-US"/>
         </w:rPr>
-        <w:t>spillkråka, talltita och tjäder</w:t>
+        <w:t>kungsfågel, spillkråka, talltita och tjäder</w:t>
       </w:r>
       <w:r>
         <w:rPr>
@@ -519,7 +519,7 @@
     <w:p/>
     <w:p>
       <w:r>
-        <w:t>2025-04-11</w:t>
+        <w:t>2025-04-12</w:t>
       </w:r>
       <w:r>
         <w:t xml:space="preserve"> </w:t>

--- a/fåglar/A 16004-2025 prioriterade fågelarter.docx
+++ b/fåglar/A 16004-2025 prioriterade fågelarter.docx
@@ -519,7 +519,7 @@
     <w:p/>
     <w:p>
       <w:r>
-        <w:t>2025-04-12</w:t>
+        <w:t>2025-04-13</w:t>
       </w:r>
       <w:r>
         <w:t xml:space="preserve"> </w:t>

--- a/fåglar/A 16004-2025 prioriterade fågelarter.docx
+++ b/fåglar/A 16004-2025 prioriterade fågelarter.docx
@@ -519,7 +519,7 @@
     <w:p/>
     <w:p>
       <w:r>
-        <w:t>2025-04-13</w:t>
+        <w:t>2025-04-14</w:t>
       </w:r>
       <w:r>
         <w:t xml:space="preserve"> </w:t>

--- a/fåglar/A 16004-2025 prioriterade fågelarter.docx
+++ b/fåglar/A 16004-2025 prioriterade fågelarter.docx
@@ -519,7 +519,7 @@
     <w:p/>
     <w:p>
       <w:r>
-        <w:t>2025-04-14</w:t>
+        <w:t>2025-04-15</w:t>
       </w:r>
       <w:r>
         <w:t xml:space="preserve"> </w:t>

--- a/fåglar/A 16004-2025 prioriterade fågelarter.docx
+++ b/fåglar/A 16004-2025 prioriterade fågelarter.docx
@@ -519,7 +519,7 @@
     <w:p/>
     <w:p>
       <w:r>
-        <w:t>2025-04-15</w:t>
+        <w:t>2025-04-16</w:t>
       </w:r>
       <w:r>
         <w:t xml:space="preserve"> </w:t>

--- a/fåglar/A 16004-2025 prioriterade fågelarter.docx
+++ b/fåglar/A 16004-2025 prioriterade fågelarter.docx
@@ -519,7 +519,7 @@
     <w:p/>
     <w:p>
       <w:r>
-        <w:t>2025-04-16</w:t>
+        <w:t>2025-04-17</w:t>
       </w:r>
       <w:r>
         <w:t xml:space="preserve"> </w:t>
